--- a/output/docx/en/BUFRCREX_TableB_en_22.docx
+++ b/output/docx/en/BUFRCREX_TableB_en_22.docx
@@ -441,7 +441,7 @@
                 <w:b w:val="0"/>
                 <w:sz w:val="16"/>
               </w:rPr>
-              <w:t>Note 136: The direction given in this entry is the direction which waves are coming from.</w:t>
+              <w:t>Note B136: The direction given in this entry is the direction which waves are coming from.</w:t>
             </w:r>
           </w:p>
         </w:tc>
@@ -634,7 +634,7 @@
                 <w:b w:val="0"/>
                 <w:sz w:val="16"/>
               </w:rPr>
-              <w:t>Note 136: The direction given in this entry is the direction which waves are coming from.</w:t>
+              <w:t>Note B136: The direction given in this entry is the direction which waves are coming from.</w:t>
             </w:r>
           </w:p>
         </w:tc>
@@ -827,7 +827,7 @@
                 <w:b w:val="0"/>
                 <w:sz w:val="16"/>
               </w:rPr>
-              <w:t>Note 136: The direction given in this entry is the direction which waves are coming from.</w:t>
+              <w:t>Note B136: The direction given in this entry is the direction which waves are coming from.</w:t>
             </w:r>
           </w:p>
         </w:tc>
@@ -1020,7 +1020,7 @@
                 <w:b w:val="0"/>
                 <w:sz w:val="16"/>
               </w:rPr>
-              <w:t>Note 54: The Quality information descriptor 0 33 002 relates to all parameters provided in the Backscatter data section and is given for each respective vertical bin of the profile measurement.</w:t>
+              <w:t>Note B54: Descriptor 0 22 004: the direction given in this entry is the direction towards which current is flowing.</w:t>
             </w:r>
           </w:p>
         </w:tc>
@@ -4093,7 +4093,7 @@
                 <w:b w:val="0"/>
                 <w:sz w:val="16"/>
               </w:rPr>
-              <w:t>Note 55: The Quality information descriptor 0 33 002 relates to the Virtual temperature 0 12 007. It is given for each respective gate of the profile measurement.</w:t>
+              <w:t>Note B55: Descriptor 0 22 040 should be used instead of 0 22 039 for encoding meteorological residual tidal elevation (surge or offset).</w:t>
             </w:r>
           </w:p>
         </w:tc>
@@ -4286,7 +4286,7 @@
                 <w:b w:val="0"/>
                 <w:sz w:val="16"/>
               </w:rPr>
-              <w:t>Note 55: The Quality information descriptor 0 33 002 relates to the Virtual temperature 0 12 007. It is given for each respective gate of the profile measurement.</w:t>
+              <w:t>Note B55: Descriptor 0 22 040 should be used instead of 0 22 039 for encoding meteorological residual tidal elevation (surge or offset).</w:t>
             </w:r>
           </w:p>
         </w:tc>
@@ -8541,7 +8541,7 @@
                 <w:b w:val="0"/>
                 <w:sz w:val="16"/>
               </w:rPr>
-              <w:t>Note 146: The significant wave height is defined as four times the square root of the energy spectrum integrated over direction and frequency. It corresponds to about the height that one third of all waves exceed.</w:t>
+              <w:t>Note B146: The significant wave height is defined as four times the square root of the energy spectrum integrated over direction and frequency. It corresponds to about the height that one third of all waves exceed.</w:t>
             </w:r>
           </w:p>
         </w:tc>
@@ -9694,7 +9694,7 @@
                 <w:b w:val="0"/>
                 <w:sz w:val="16"/>
               </w:rPr>
-              <w:t>Note 137: The dominant wave is the one that has the maximum energy in the energy spectrum.</w:t>
+              <w:t>Note B137: The dominant wave is the one that has the maximum energy in the energy spectrum.</w:t>
             </w:r>
           </w:p>
         </w:tc>
@@ -9887,7 +9887,7 @@
                 <w:b w:val="0"/>
                 <w:sz w:val="16"/>
               </w:rPr>
-              <w:t>Note 137: The dominant wave is the one that has the maximum energy in the energy spectrum.</w:t>
+              <w:t>Note B137: The dominant wave is the one that has the maximum energy in the energy spectrum.</w:t>
             </w:r>
           </w:p>
         </w:tc>
@@ -11662,7 +11662,7 @@
                 <w:b w:val="0"/>
                 <w:sz w:val="16"/>
               </w:rPr>
-              <w:t>Note 100: Mean wave direction is the angle alpha 1 and principal wave direction is the angle alpha 2, in the expression S(f, alpha) approximately equals:c11 × (0.5 + r1 × cos (alpha - alpha 1) + r2 × cos (2 (alpha - alpha 2))) / piin which S(f, alpha) is the wave directional spectrum and c11 is the non-directional spectrum, and the right hand side of this expression is the first two terms of the Fourier series expansion of S(f, alpha). If the mean and principal directions differ significantly (e.g. more than 15 degrees) for a given frequency, crossing seas are indicated.</w:t>
+              <w:t>Note B100: Mean wave direction is the angle alpha 1 and principal wave direction is the angle alpha 2, in the expression S(f, alpha) approximately equals:c11 × (0.5 + r1 × cos (alpha - alpha 1) + r2 × cos (2 (alpha - alpha 2))) / piin which S(f, alpha) is the wave directional spectrum and c11 is the non-directional spectrum, and the right hand side of this expression is the first two terms of the Fourier series expansion of S(f, alpha). If the mean and principal directions differ significantly (e.g. more than 15 degrees) for a given frequency, crossing seas are indicated.</w:t>
             </w:r>
           </w:p>
         </w:tc>
@@ -13897,7 +13897,7 @@
                 <w:b w:val="0"/>
                 <w:sz w:val="16"/>
               </w:rPr>
-              <w:t>Note 107: Additional information: 0 22 097 nominal input range 0 - 10000; 0 22 098 nominal input range 0 - 10000; 0 22 099 nominal input range 0 - 359; 0 22 100 nominal input range 0 - 359; 0 22 101 nominal input range 0 - 2 x 106, but may be greater because of uncertainty.</w:t>
+              <w:t>Note B107: Additional information: 0 22 097 nominal input range 0 - 10000; 0 22 098 nominal input range 0 - 10000; 0 22 099 nominal input range 0 - 359; 0 22 100 nominal input range 0 - 359; 0 22 101 nominal input range 0 - 2 x 106, but may be greater because of uncertainty.</w:t>
             </w:r>
           </w:p>
         </w:tc>
@@ -14090,7 +14090,7 @@
                 <w:b w:val="0"/>
                 <w:sz w:val="16"/>
               </w:rPr>
-              <w:t>Note 107: Additional information: 0 22 097 nominal input range 0 - 10000; 0 22 098 nominal input range 0 - 10000; 0 22 099 nominal input range 0 - 359; 0 22 100 nominal input range 0 - 359; 0 22 101 nominal input range 0 - 2 x 106, but may be greater because of uncertainty.</w:t>
+              <w:t>Note B107: Additional information: 0 22 097 nominal input range 0 - 10000; 0 22 098 nominal input range 0 - 10000; 0 22 099 nominal input range 0 - 359; 0 22 100 nominal input range 0 - 359; 0 22 101 nominal input range 0 - 2 x 106, but may be greater because of uncertainty.</w:t>
             </w:r>
           </w:p>
         </w:tc>
@@ -14283,7 +14283,7 @@
                 <w:b w:val="0"/>
                 <w:sz w:val="16"/>
               </w:rPr>
-              <w:t>Note 107: Additional information: 0 22 097 nominal input range 0 - 10000; 0 22 098 nominal input range 0 - 10000; 0 22 099 nominal input range 0 - 359; 0 22 100 nominal input range 0 - 359; 0 22 101 nominal input range 0 - 2 x 106, but may be greater because of uncertainty.</w:t>
+              <w:t>Note B107: Additional information: 0 22 097 nominal input range 0 - 10000; 0 22 098 nominal input range 0 - 10000; 0 22 099 nominal input range 0 - 359; 0 22 100 nominal input range 0 - 359; 0 22 101 nominal input range 0 - 2 x 106, but may be greater because of uncertainty.</w:t>
             </w:r>
           </w:p>
         </w:tc>
@@ -14476,7 +14476,7 @@
                 <w:b w:val="0"/>
                 <w:sz w:val="16"/>
               </w:rPr>
-              <w:t>Note 107: Additional information: 0 22 097 nominal input range 0 - 10000; 0 22 098 nominal input range 0 - 10000; 0 22 099 nominal input range 0 - 359; 0 22 100 nominal input range 0 - 359; 0 22 101 nominal input range 0 - 2 x 106, but may be greater because of uncertainty.</w:t>
+              <w:t>Note B107: Additional information: 0 22 097 nominal input range 0 - 10000; 0 22 098 nominal input range 0 - 10000; 0 22 099 nominal input range 0 - 359; 0 22 100 nominal input range 0 - 359; 0 22 101 nominal input range 0 - 2 x 106, but may be greater because of uncertainty.</w:t>
             </w:r>
           </w:p>
         </w:tc>
@@ -14669,7 +14669,7 @@
                 <w:b w:val="0"/>
                 <w:sz w:val="16"/>
               </w:rPr>
-              <w:t>Note 107: Additional information: 0 22 097 nominal input range 0 - 10000; 0 22 098 nominal input range 0 - 10000; 0 22 099 nominal input range 0 - 359; 0 22 100 nominal input range 0 - 359; 0 22 101 nominal input range 0 - 2 x 106, but may be greater because of uncertainty.</w:t>
+              <w:t>Note B107: Additional information: 0 22 097 nominal input range 0 - 10000; 0 22 098 nominal input range 0 - 10000; 0 22 099 nominal input range 0 - 359; 0 22 100 nominal input range 0 - 359; 0 22 101 nominal input range 0 - 2 x 106, but may be greater because of uncertainty.</w:t>
             </w:r>
           </w:p>
         </w:tc>
@@ -14892,7 +14892,7 @@
                 <w:b w:val="0"/>
                 <w:sz w:val="16"/>
               </w:rPr>
-              <w:t>Note 104: Must be preceded by 0 08 090, possibly with intervening operators. The value is 10x multiplied by the encoded value, where x is the value associated with the preceding 0 08 090 descriptor. The encoded value is the actual value multiplied by 10-x.</w:t>
+              <w:t>Note B104: Must be preceded by 0 08 090, possibly with intervening operators. The value is 10x multiplied by the encoded value, where x is the value associated with the preceding 0 08 090 descriptor. The encoded value is the actual value multiplied by 10-x.</w:t>
             </w:r>
           </w:p>
         </w:tc>
@@ -15101,7 +15101,7 @@
                 <w:b w:val="0"/>
                 <w:sz w:val="16"/>
               </w:rPr>
-              <w:t>Note 104: Must be preceded by 0 08 090, possibly with intervening operators. The value is 10x multiplied by the encoded value, where x is the value associated with the preceding 0 08 090 descriptor. The encoded value is the actual value multiplied by 10-x.</w:t>
+              <w:t>Note B104: Must be preceded by 0 08 090, possibly with intervening operators. The value is 10x multiplied by the encoded value, where x is the value associated with the preceding 0 08 090 descriptor. The encoded value is the actual value multiplied by 10-x.</w:t>
             </w:r>
           </w:p>
         </w:tc>
@@ -15324,7 +15324,7 @@
                 <w:b w:val="0"/>
                 <w:sz w:val="16"/>
               </w:rPr>
-              <w:t>Note 104: Must be preceded by 0 08 090, possibly with intervening operators. The value is 10x multiplied by the encoded value, where x is the value associated with the preceding 0 08 090 descriptor. The encoded value is the actual value multiplied by 10-x.</w:t>
+              <w:t>Note B104: Must be preceded by 0 08 090, possibly with intervening operators. The value is 10x multiplied by the encoded value, where x is the value associated with the preceding 0 08 090 descriptor. The encoded value is the actual value multiplied by 10-x.</w:t>
             </w:r>
           </w:p>
         </w:tc>
@@ -15533,7 +15533,7 @@
                 <w:b w:val="0"/>
                 <w:sz w:val="16"/>
               </w:rPr>
-              <w:t>Note 104: Must be preceded by 0 08 090, possibly with intervening operators. The value is 10x multiplied by the encoded value, where x is the value associated with the preceding 0 08 090 descriptor. The encoded value is the actual value multiplied by 10-x.</w:t>
+              <w:t>Note B104: Must be preceded by 0 08 090, possibly with intervening operators. The value is 10x multiplied by the encoded value, where x is the value associated with the preceding 0 08 090 descriptor. The encoded value is the actual value multiplied by 10-x.</w:t>
             </w:r>
           </w:p>
         </w:tc>
@@ -15772,7 +15772,7 @@
                 <w:b w:val="0"/>
                 <w:sz w:val="16"/>
               </w:rPr>
-              <w:t>Note 104: Must be preceded by 0 08 090, possibly with intervening operators. The value is 10x multiplied by the encoded value, where x is the value associated with the preceding 0 08 090 descriptor. The encoded value is the actual value multiplied by 10-x.</w:t>
+              <w:t>Note B104: Must be preceded by 0 08 090, possibly with intervening operators. The value is 10x multiplied by the encoded value, where x is the value associated with the preceding 0 08 090 descriptor. The encoded value is the actual value multiplied by 10-x.</w:t>
             </w:r>
           </w:p>
         </w:tc>
@@ -15981,7 +15981,7 @@
                 <w:b w:val="0"/>
                 <w:sz w:val="16"/>
               </w:rPr>
-              <w:t>Note 104: Must be preceded by 0 08 090, possibly with intervening operators. The value is 10x multiplied by the encoded value, where x is the value associated with the preceding 0 08 090 descriptor. The encoded value is the actual value multiplied by 10-x.</w:t>
+              <w:t>Note B104: Must be preceded by 0 08 090, possibly with intervening operators. The value is 10x multiplied by the encoded value, where x is the value associated with the preceding 0 08 090 descriptor. The encoded value is the actual value multiplied by 10-x.</w:t>
             </w:r>
           </w:p>
         </w:tc>
@@ -25262,7 +25262,7 @@
                 <w:b w:val="0"/>
                 <w:sz w:val="16"/>
               </w:rPr>
-              <w:t>Note 12: Descriptor 3 01 055 should be used instead of 3 01 035 to encode moving buoy/platform information.</w:t>
+              <w:t>Note B12: 0 22 179 is similar to 0 22 190, but with a negative reference value.</w:t>
             </w:r>
           </w:p>
         </w:tc>
@@ -25455,7 +25455,7 @@
                 <w:b w:val="0"/>
                 <w:sz w:val="16"/>
               </w:rPr>
-              <w:t>Note 139: The maximum deployment depth of deep-ocean tsunameters such as the PMEL Deep-Ocean Assessment and Reporting of Tsunamis (DART II) is about 6 000 m.</w:t>
+              <w:t>Note B139: The maximum deployment depth of deep-ocean tsunameters such as the PMEL Deep-Ocean Assessment and Reporting of Tsunamis (DART II) is about 6 000 m.</w:t>
             </w:r>
           </w:p>
         </w:tc>
@@ -26032,7 +26032,7 @@
                 <w:b w:val="0"/>
                 <w:sz w:val="16"/>
               </w:rPr>
-              <w:t>Note 13: Descriptor 3 08 007 should be used instead of 3 08 003 to encode moving buoy/platform information.</w:t>
+              <w:t>Note B13: 0 22 186 is introduced to express the direction of "any wave", as opposed to the direction of "dominant wave" (0 22 076), "mean direction" (0 22 086) and "principal direction" (0 22 087).</w:t>
             </w:r>
           </w:p>
         </w:tc>
@@ -26225,7 +26225,7 @@
                 <w:b w:val="0"/>
                 <w:sz w:val="16"/>
               </w:rPr>
-              <w:t>Note 14: Descriptor 3 40 010 should be used in preference to 3 40 005.</w:t>
+              <w:t>Note B14: 0 22 187 is introduced to express the directional spread of "any wave", as opposed to the directional spread of "dominant wave" (0 22 077).</w:t>
             </w:r>
           </w:p>
         </w:tc>
@@ -27007,7 +27007,7 @@
           <w:i/>
           <w:sz w:val="14"/>
         </w:rPr>
-        <w:t>Note 181: Wind waves and waves reporting standards:Observation Speed Direction No observation Missing Missing Calm 0 0 Normal observation &gt;0 1-360 Speed only &gt;0 Missing Direction only Missing 1-360"Light and variable" &gt;0 0</w:t>
+        <w:t>Note B181: Wind waves and waves reporting standards:Observation Speed Direction No observation Missing Missing Calm 0 0 Normal observation &gt;0 1-360 Speed only &gt;0 Missing Direction only Missing 1-360"Light and variable" &gt;0 0</w:t>
       </w:r>
     </w:p>
     <w:sectPr>
